--- a/Верховный суд — жалоба на Указ (Marcus Nomad)/02. Порядок подачи и проверка.docx
+++ b/Верховный суд — жалоба на Указ (Marcus Nomad)/02. Порядок подачи и проверка.docx
@@ -1072,6 +1072,896 @@
         <w:t>Определение об отказе в принятии обжалуется в Президиум Верховного Суда в течение 96 часов со дня вынесения (часть 2 статьи 20 Конституционного закона «О судебной системе»). Форма — «Надзорная жалоба № ___» из общих форм подачи, пошлина 80 000 $ (часть 7 статьи 60). Обжалование имеет смысл, если в определении названо одно из оснований части 8 статьи 39: тогда доводы переписываются под это основание, а не повторяются целиком.</w:t>
       </w:r>
     </w:p>
+    <w:p>
+      <w:pPr>
+        <w:keepNext/>
+        <w:spacing w:before="200" w:after="120" w:line="276" w:lineRule="auto"/>
+        <w:ind w:firstLine="0" w:left="0"/>
+        <w:jc w:val="left"/>
+      </w:pPr>
+      <w:r>
+        <w:rPr>
+          <w:rFonts w:ascii="Times New Roman" w:hAnsi="Times New Roman" w:eastAsia="Times New Roman"/>
+          <w:b/>
+          <w:i w:val="0"/>
+          <w:sz w:val="26"/>
+        </w:rPr>
+        <w:t>8. Версии актов, по которым написана жалоба</w:t>
+      </w:r>
+    </w:p>
+    <w:p>
+      <w:pPr>
+        <w:keepNext w:val="0"/>
+        <w:spacing w:before="0" w:after="120" w:line="276" w:lineRule="auto"/>
+        <w:ind w:firstLine="709" w:left="0"/>
+        <w:jc w:val="both"/>
+      </w:pPr>
+      <w:r>
+        <w:rPr>
+          <w:rFonts w:ascii="Times New Roman" w:hAnsi="Times New Roman" w:eastAsia="Times New Roman"/>
+          <w:b w:val="0"/>
+          <w:i w:val="0"/>
+          <w:sz w:val="24"/>
+        </w:rPr>
+        <w:t xml:space="preserve">В папке </w:t>
+      </w:r>
+      <w:r>
+        <w:rPr>
+          <w:rFonts w:ascii="Consolas" w:hAnsi="Consolas" w:eastAsia="Times New Roman"/>
+          <w:b w:val="0"/>
+          <w:i w:val="0"/>
+          <w:sz w:val="24"/>
+        </w:rPr>
+        <w:t>Новые Законы</w:t>
+      </w:r>
+      <w:r>
+        <w:rPr>
+          <w:rFonts w:ascii="Times New Roman" w:hAnsi="Times New Roman" w:eastAsia="Times New Roman"/>
+          <w:b w:val="0"/>
+          <w:i w:val="0"/>
+          <w:sz w:val="24"/>
+        </w:rPr>
+        <w:t xml:space="preserve"> каждый акт лежит в двух распарсенных копиях, поэтому версия определялась не по имени файла, а по полю </w:t>
+      </w:r>
+      <w:r>
+        <w:rPr>
+          <w:rFonts w:ascii="Consolas" w:hAnsi="Consolas" w:eastAsia="Times New Roman"/>
+          <w:b w:val="0"/>
+          <w:i w:val="0"/>
+          <w:sz w:val="24"/>
+        </w:rPr>
+        <w:t>parsed_at</w:t>
+      </w:r>
+      <w:r>
+        <w:rPr>
+          <w:rFonts w:ascii="Times New Roman" w:hAnsi="Times New Roman" w:eastAsia="Times New Roman"/>
+          <w:b w:val="0"/>
+          <w:i w:val="0"/>
+          <w:sz w:val="24"/>
+        </w:rPr>
+        <w:t xml:space="preserve"> внутри JSON — дате последнего разбора темы на форуме. Везде взята самая свежая копия.</w:t>
+      </w:r>
+    </w:p>
+    <w:tbl>
+      <w:tblPr>
+        <w:tblStyle w:val="TableGrid"/>
+        <w:tblW w:type="auto" w:w="0"/>
+        <w:jc w:val="center"/>
+        <w:tblLook w:firstColumn="1" w:firstRow="1" w:lastColumn="0" w:lastRow="0" w:noHBand="0" w:noVBand="1" w:val="04A0"/>
+      </w:tblPr>
+      <w:tblGrid>
+        <w:gridCol w:w="3118"/>
+        <w:gridCol w:w="3118"/>
+        <w:gridCol w:w="3118"/>
+      </w:tblGrid>
+      <w:tr>
+        <w:tc>
+          <w:tcPr>
+            <w:tcW w:type="dxa" w:w="3118"/>
+            <w:shd w:val="clear" w:color="auto" w:fill="EDEDED"/>
+            <w:tcBorders>
+              <w:top w:val="single" w:sz="4" w:space="0" w:color="808080"/>
+              <w:left w:val="single" w:sz="4" w:space="0" w:color="808080"/>
+              <w:bottom w:val="single" w:sz="4" w:space="0" w:color="808080"/>
+              <w:right w:val="single" w:sz="4" w:space="0" w:color="808080"/>
+            </w:tcBorders>
+          </w:tcPr>
+          <w:p>
+            <w:pPr>
+              <w:spacing w:after="40"/>
+              <w:jc w:val="center"/>
+            </w:pPr>
+            <w:r/>
+            <w:r>
+              <w:rPr>
+                <w:rFonts w:ascii="Times New Roman" w:hAnsi="Times New Roman" w:eastAsia="Times New Roman"/>
+                <w:b/>
+                <w:i w:val="0"/>
+                <w:sz w:val="21"/>
+              </w:rPr>
+              <w:t>Акт</w:t>
+            </w:r>
+          </w:p>
+        </w:tc>
+        <w:tc>
+          <w:tcPr>
+            <w:tcW w:type="dxa" w:w="3118"/>
+            <w:shd w:val="clear" w:color="auto" w:fill="EDEDED"/>
+            <w:tcBorders>
+              <w:top w:val="single" w:sz="4" w:space="0" w:color="808080"/>
+              <w:left w:val="single" w:sz="4" w:space="0" w:color="808080"/>
+              <w:bottom w:val="single" w:sz="4" w:space="0" w:color="808080"/>
+              <w:right w:val="single" w:sz="4" w:space="0" w:color="808080"/>
+            </w:tcBorders>
+          </w:tcPr>
+          <w:p>
+            <w:pPr>
+              <w:spacing w:after="40"/>
+              <w:jc w:val="center"/>
+            </w:pPr>
+            <w:r/>
+            <w:r>
+              <w:rPr>
+                <w:rFonts w:ascii="Times New Roman" w:hAnsi="Times New Roman" w:eastAsia="Times New Roman"/>
+                <w:b/>
+                <w:i w:val="0"/>
+                <w:sz w:val="21"/>
+              </w:rPr>
+              <w:t>Файл</w:t>
+            </w:r>
+          </w:p>
+        </w:tc>
+        <w:tc>
+          <w:tcPr>
+            <w:tcW w:type="dxa" w:w="3118"/>
+            <w:shd w:val="clear" w:color="auto" w:fill="EDEDED"/>
+            <w:tcBorders>
+              <w:top w:val="single" w:sz="4" w:space="0" w:color="808080"/>
+              <w:left w:val="single" w:sz="4" w:space="0" w:color="808080"/>
+              <w:bottom w:val="single" w:sz="4" w:space="0" w:color="808080"/>
+              <w:right w:val="single" w:sz="4" w:space="0" w:color="808080"/>
+            </w:tcBorders>
+          </w:tcPr>
+          <w:p>
+            <w:pPr>
+              <w:spacing w:after="40"/>
+              <w:jc w:val="center"/>
+            </w:pPr>
+            <w:r/>
+            <w:r>
+              <w:rPr>
+                <w:rFonts w:ascii="Times New Roman" w:hAnsi="Times New Roman" w:eastAsia="Times New Roman"/>
+                <w:b/>
+                <w:i w:val="0"/>
+                <w:sz w:val="21"/>
+              </w:rPr>
+              <w:t>Разобран</w:t>
+            </w:r>
+          </w:p>
+        </w:tc>
+      </w:tr>
+      <w:tr>
+        <w:tc>
+          <w:tcPr>
+            <w:tcW w:type="dxa" w:w="3118"/>
+            <w:tcBorders>
+              <w:top w:val="single" w:sz="4" w:space="0" w:color="808080"/>
+              <w:left w:val="single" w:sz="4" w:space="0" w:color="808080"/>
+              <w:bottom w:val="single" w:sz="4" w:space="0" w:color="808080"/>
+              <w:right w:val="single" w:sz="4" w:space="0" w:color="808080"/>
+            </w:tcBorders>
+          </w:tcPr>
+          <w:p>
+            <w:pPr>
+              <w:spacing w:after="40"/>
+              <w:jc w:val="left"/>
+            </w:pPr>
+            <w:r/>
+            <w:r>
+              <w:rPr>
+                <w:rFonts w:ascii="Times New Roman" w:hAnsi="Times New Roman" w:eastAsia="Times New Roman"/>
+                <w:b w:val="0"/>
+                <w:i w:val="0"/>
+                <w:sz w:val="21"/>
+              </w:rPr>
+              <w:t>Конституция штата Сан-Андреас</w:t>
+            </w:r>
+          </w:p>
+        </w:tc>
+        <w:tc>
+          <w:tcPr>
+            <w:tcW w:type="dxa" w:w="3118"/>
+            <w:tcBorders>
+              <w:top w:val="single" w:sz="4" w:space="0" w:color="808080"/>
+              <w:left w:val="single" w:sz="4" w:space="0" w:color="808080"/>
+              <w:bottom w:val="single" w:sz="4" w:space="0" w:color="808080"/>
+              <w:right w:val="single" w:sz="4" w:space="0" w:color="808080"/>
+            </w:tcBorders>
+          </w:tcPr>
+          <w:p>
+            <w:pPr>
+              <w:spacing w:after="40"/>
+              <w:jc w:val="left"/>
+            </w:pPr>
+            <w:r/>
+            <w:r>
+              <w:rPr>
+                <w:rFonts w:ascii="Consolas" w:hAnsi="Consolas" w:eastAsia="Times New Roman"/>
+                <w:b w:val="0"/>
+                <w:i w:val="0"/>
+                <w:sz w:val="21"/>
+              </w:rPr>
+              <w:t>Конституция штата Сан-Андреас.json</w:t>
+            </w:r>
+          </w:p>
+        </w:tc>
+        <w:tc>
+          <w:tcPr>
+            <w:tcW w:type="dxa" w:w="3118"/>
+            <w:tcBorders>
+              <w:top w:val="single" w:sz="4" w:space="0" w:color="808080"/>
+              <w:left w:val="single" w:sz="4" w:space="0" w:color="808080"/>
+              <w:bottom w:val="single" w:sz="4" w:space="0" w:color="808080"/>
+              <w:right w:val="single" w:sz="4" w:space="0" w:color="808080"/>
+            </w:tcBorders>
+          </w:tcPr>
+          <w:p>
+            <w:pPr>
+              <w:spacing w:after="40"/>
+              <w:jc w:val="left"/>
+            </w:pPr>
+            <w:r/>
+            <w:r>
+              <w:rPr>
+                <w:rFonts w:ascii="Times New Roman" w:hAnsi="Times New Roman" w:eastAsia="Times New Roman"/>
+                <w:b w:val="0"/>
+                <w:i w:val="0"/>
+                <w:sz w:val="21"/>
+              </w:rPr>
+              <w:t>24.10.2026 13:35</w:t>
+            </w:r>
+          </w:p>
+        </w:tc>
+      </w:tr>
+      <w:tr>
+        <w:tc>
+          <w:tcPr>
+            <w:tcW w:type="dxa" w:w="3118"/>
+            <w:tcBorders>
+              <w:top w:val="single" w:sz="4" w:space="0" w:color="808080"/>
+              <w:left w:val="single" w:sz="4" w:space="0" w:color="808080"/>
+              <w:bottom w:val="single" w:sz="4" w:space="0" w:color="808080"/>
+              <w:right w:val="single" w:sz="4" w:space="0" w:color="808080"/>
+            </w:tcBorders>
+          </w:tcPr>
+          <w:p>
+            <w:pPr>
+              <w:spacing w:after="40"/>
+              <w:jc w:val="left"/>
+            </w:pPr>
+            <w:r/>
+            <w:r>
+              <w:rPr>
+                <w:rFonts w:ascii="Times New Roman" w:hAnsi="Times New Roman" w:eastAsia="Times New Roman"/>
+                <w:b w:val="0"/>
+                <w:i w:val="0"/>
+                <w:sz w:val="21"/>
+              </w:rPr>
+              <w:t>КЗ «О судебной системе»</w:t>
+            </w:r>
+          </w:p>
+        </w:tc>
+        <w:tc>
+          <w:tcPr>
+            <w:tcW w:type="dxa" w:w="3118"/>
+            <w:tcBorders>
+              <w:top w:val="single" w:sz="4" w:space="0" w:color="808080"/>
+              <w:left w:val="single" w:sz="4" w:space="0" w:color="808080"/>
+              <w:bottom w:val="single" w:sz="4" w:space="0" w:color="808080"/>
+              <w:right w:val="single" w:sz="4" w:space="0" w:color="808080"/>
+            </w:tcBorders>
+          </w:tcPr>
+          <w:p>
+            <w:pPr>
+              <w:spacing w:after="40"/>
+              <w:jc w:val="left"/>
+            </w:pPr>
+            <w:r/>
+            <w:r>
+              <w:rPr>
+                <w:rFonts w:ascii="Consolas" w:hAnsi="Consolas" w:eastAsia="Times New Roman"/>
+                <w:b w:val="0"/>
+                <w:i w:val="0"/>
+                <w:sz w:val="21"/>
+              </w:rPr>
+              <w:t>...О судебной системе штата Сан-Андреас.json</w:t>
+            </w:r>
+          </w:p>
+        </w:tc>
+        <w:tc>
+          <w:tcPr>
+            <w:tcW w:type="dxa" w:w="3118"/>
+            <w:tcBorders>
+              <w:top w:val="single" w:sz="4" w:space="0" w:color="808080"/>
+              <w:left w:val="single" w:sz="4" w:space="0" w:color="808080"/>
+              <w:bottom w:val="single" w:sz="4" w:space="0" w:color="808080"/>
+              <w:right w:val="single" w:sz="4" w:space="0" w:color="808080"/>
+            </w:tcBorders>
+          </w:tcPr>
+          <w:p>
+            <w:pPr>
+              <w:spacing w:after="40"/>
+              <w:jc w:val="left"/>
+            </w:pPr>
+            <w:r/>
+            <w:r>
+              <w:rPr>
+                <w:rFonts w:ascii="Times New Roman" w:hAnsi="Times New Roman" w:eastAsia="Times New Roman"/>
+                <w:b w:val="0"/>
+                <w:i w:val="0"/>
+                <w:sz w:val="21"/>
+              </w:rPr>
+              <w:t>31.10.2026 13:51</w:t>
+            </w:r>
+          </w:p>
+        </w:tc>
+      </w:tr>
+      <w:tr>
+        <w:tc>
+          <w:tcPr>
+            <w:tcW w:type="dxa" w:w="3118"/>
+            <w:tcBorders>
+              <w:top w:val="single" w:sz="4" w:space="0" w:color="808080"/>
+              <w:left w:val="single" w:sz="4" w:space="0" w:color="808080"/>
+              <w:bottom w:val="single" w:sz="4" w:space="0" w:color="808080"/>
+              <w:right w:val="single" w:sz="4" w:space="0" w:color="808080"/>
+            </w:tcBorders>
+          </w:tcPr>
+          <w:p>
+            <w:pPr>
+              <w:spacing w:after="40"/>
+              <w:jc w:val="left"/>
+            </w:pPr>
+            <w:r/>
+            <w:r>
+              <w:rPr>
+                <w:rFonts w:ascii="Times New Roman" w:hAnsi="Times New Roman" w:eastAsia="Times New Roman"/>
+                <w:b w:val="0"/>
+                <w:i w:val="0"/>
+                <w:sz w:val="21"/>
+              </w:rPr>
+              <w:t>КЗ «О нормативных правовых актах»</w:t>
+            </w:r>
+          </w:p>
+        </w:tc>
+        <w:tc>
+          <w:tcPr>
+            <w:tcW w:type="dxa" w:w="3118"/>
+            <w:tcBorders>
+              <w:top w:val="single" w:sz="4" w:space="0" w:color="808080"/>
+              <w:left w:val="single" w:sz="4" w:space="0" w:color="808080"/>
+              <w:bottom w:val="single" w:sz="4" w:space="0" w:color="808080"/>
+              <w:right w:val="single" w:sz="4" w:space="0" w:color="808080"/>
+            </w:tcBorders>
+          </w:tcPr>
+          <w:p>
+            <w:pPr>
+              <w:spacing w:after="40"/>
+              <w:jc w:val="left"/>
+            </w:pPr>
+            <w:r/>
+            <w:r>
+              <w:rPr>
+                <w:rFonts w:ascii="Consolas" w:hAnsi="Consolas" w:eastAsia="Times New Roman"/>
+                <w:b w:val="0"/>
+                <w:i w:val="0"/>
+                <w:sz w:val="21"/>
+              </w:rPr>
+              <w:t>...О нормативных правовых актах штата Сан-Андреас.json</w:t>
+            </w:r>
+          </w:p>
+        </w:tc>
+        <w:tc>
+          <w:tcPr>
+            <w:tcW w:type="dxa" w:w="3118"/>
+            <w:tcBorders>
+              <w:top w:val="single" w:sz="4" w:space="0" w:color="808080"/>
+              <w:left w:val="single" w:sz="4" w:space="0" w:color="808080"/>
+              <w:bottom w:val="single" w:sz="4" w:space="0" w:color="808080"/>
+              <w:right w:val="single" w:sz="4" w:space="0" w:color="808080"/>
+            </w:tcBorders>
+          </w:tcPr>
+          <w:p>
+            <w:pPr>
+              <w:spacing w:after="40"/>
+              <w:jc w:val="left"/>
+            </w:pPr>
+            <w:r/>
+            <w:r>
+              <w:rPr>
+                <w:rFonts w:ascii="Times New Roman" w:hAnsi="Times New Roman" w:eastAsia="Times New Roman"/>
+                <w:b w:val="0"/>
+                <w:i w:val="0"/>
+                <w:sz w:val="21"/>
+              </w:rPr>
+              <w:t>20.10.2026 23:10</w:t>
+            </w:r>
+          </w:p>
+        </w:tc>
+      </w:tr>
+      <w:tr>
+        <w:tc>
+          <w:tcPr>
+            <w:tcW w:type="dxa" w:w="3118"/>
+            <w:tcBorders>
+              <w:top w:val="single" w:sz="4" w:space="0" w:color="808080"/>
+              <w:left w:val="single" w:sz="4" w:space="0" w:color="808080"/>
+              <w:bottom w:val="single" w:sz="4" w:space="0" w:color="808080"/>
+              <w:right w:val="single" w:sz="4" w:space="0" w:color="808080"/>
+            </w:tcBorders>
+          </w:tcPr>
+          <w:p>
+            <w:pPr>
+              <w:spacing w:after="40"/>
+              <w:jc w:val="left"/>
+            </w:pPr>
+            <w:r/>
+            <w:r>
+              <w:rPr>
+                <w:rFonts w:ascii="Times New Roman" w:hAnsi="Times New Roman" w:eastAsia="Times New Roman"/>
+                <w:b w:val="0"/>
+                <w:i w:val="0"/>
+                <w:sz w:val="21"/>
+              </w:rPr>
+              <w:t>Процессуальный кодекс</w:t>
+            </w:r>
+          </w:p>
+        </w:tc>
+        <w:tc>
+          <w:tcPr>
+            <w:tcW w:type="dxa" w:w="3118"/>
+            <w:tcBorders>
+              <w:top w:val="single" w:sz="4" w:space="0" w:color="808080"/>
+              <w:left w:val="single" w:sz="4" w:space="0" w:color="808080"/>
+              <w:bottom w:val="single" w:sz="4" w:space="0" w:color="808080"/>
+              <w:right w:val="single" w:sz="4" w:space="0" w:color="808080"/>
+            </w:tcBorders>
+          </w:tcPr>
+          <w:p>
+            <w:pPr>
+              <w:spacing w:after="40"/>
+              <w:jc w:val="left"/>
+            </w:pPr>
+            <w:r/>
+            <w:r>
+              <w:rPr>
+                <w:rFonts w:ascii="Consolas" w:hAnsi="Consolas" w:eastAsia="Times New Roman"/>
+                <w:b w:val="0"/>
+                <w:i w:val="0"/>
+                <w:sz w:val="21"/>
+              </w:rPr>
+              <w:t>Процессуальный кодекс штата Сан-Андреас.json</w:t>
+            </w:r>
+          </w:p>
+        </w:tc>
+        <w:tc>
+          <w:tcPr>
+            <w:tcW w:type="dxa" w:w="3118"/>
+            <w:tcBorders>
+              <w:top w:val="single" w:sz="4" w:space="0" w:color="808080"/>
+              <w:left w:val="single" w:sz="4" w:space="0" w:color="808080"/>
+              <w:bottom w:val="single" w:sz="4" w:space="0" w:color="808080"/>
+              <w:right w:val="single" w:sz="4" w:space="0" w:color="808080"/>
+            </w:tcBorders>
+          </w:tcPr>
+          <w:p>
+            <w:pPr>
+              <w:spacing w:after="40"/>
+              <w:jc w:val="left"/>
+            </w:pPr>
+            <w:r/>
+            <w:r>
+              <w:rPr>
+                <w:rFonts w:ascii="Times New Roman" w:hAnsi="Times New Roman" w:eastAsia="Times New Roman"/>
+                <w:b w:val="0"/>
+                <w:i w:val="0"/>
+                <w:sz w:val="21"/>
+              </w:rPr>
+              <w:t>31.10.2026 13:52</w:t>
+            </w:r>
+          </w:p>
+        </w:tc>
+      </w:tr>
+      <w:tr>
+        <w:tc>
+          <w:tcPr>
+            <w:tcW w:type="dxa" w:w="3118"/>
+            <w:tcBorders>
+              <w:top w:val="single" w:sz="4" w:space="0" w:color="808080"/>
+              <w:left w:val="single" w:sz="4" w:space="0" w:color="808080"/>
+              <w:bottom w:val="single" w:sz="4" w:space="0" w:color="808080"/>
+              <w:right w:val="single" w:sz="4" w:space="0" w:color="808080"/>
+            </w:tcBorders>
+          </w:tcPr>
+          <w:p>
+            <w:pPr>
+              <w:spacing w:after="40"/>
+              <w:jc w:val="left"/>
+            </w:pPr>
+            <w:r/>
+            <w:r>
+              <w:rPr>
+                <w:rFonts w:ascii="Times New Roman" w:hAnsi="Times New Roman" w:eastAsia="Times New Roman"/>
+                <w:b w:val="0"/>
+                <w:i w:val="0"/>
+                <w:sz w:val="21"/>
+              </w:rPr>
+              <w:t>Закон о ФРБ</w:t>
+            </w:r>
+          </w:p>
+        </w:tc>
+        <w:tc>
+          <w:tcPr>
+            <w:tcW w:type="dxa" w:w="3118"/>
+            <w:tcBorders>
+              <w:top w:val="single" w:sz="4" w:space="0" w:color="808080"/>
+              <w:left w:val="single" w:sz="4" w:space="0" w:color="808080"/>
+              <w:bottom w:val="single" w:sz="4" w:space="0" w:color="808080"/>
+              <w:right w:val="single" w:sz="4" w:space="0" w:color="808080"/>
+            </w:tcBorders>
+          </w:tcPr>
+          <w:p>
+            <w:pPr>
+              <w:spacing w:after="40"/>
+              <w:jc w:val="left"/>
+            </w:pPr>
+            <w:r/>
+            <w:r>
+              <w:rPr>
+                <w:rFonts w:ascii="Consolas" w:hAnsi="Consolas" w:eastAsia="Times New Roman"/>
+                <w:b w:val="0"/>
+                <w:i w:val="0"/>
+                <w:sz w:val="21"/>
+              </w:rPr>
+              <w:t>Закон О Федеральном Расследовательском Бюро штата Сан-Андреас.json</w:t>
+            </w:r>
+          </w:p>
+        </w:tc>
+        <w:tc>
+          <w:tcPr>
+            <w:tcW w:type="dxa" w:w="3118"/>
+            <w:tcBorders>
+              <w:top w:val="single" w:sz="4" w:space="0" w:color="808080"/>
+              <w:left w:val="single" w:sz="4" w:space="0" w:color="808080"/>
+              <w:bottom w:val="single" w:sz="4" w:space="0" w:color="808080"/>
+              <w:right w:val="single" w:sz="4" w:space="0" w:color="808080"/>
+            </w:tcBorders>
+          </w:tcPr>
+          <w:p>
+            <w:pPr>
+              <w:spacing w:after="40"/>
+              <w:jc w:val="left"/>
+            </w:pPr>
+            <w:r/>
+            <w:r>
+              <w:rPr>
+                <w:rFonts w:ascii="Times New Roman" w:hAnsi="Times New Roman" w:eastAsia="Times New Roman"/>
+                <w:b w:val="0"/>
+                <w:i w:val="0"/>
+                <w:sz w:val="21"/>
+              </w:rPr>
+              <w:t>31.10.2026 13:53</w:t>
+            </w:r>
+          </w:p>
+        </w:tc>
+      </w:tr>
+      <w:tr>
+        <w:tc>
+          <w:tcPr>
+            <w:tcW w:type="dxa" w:w="3118"/>
+            <w:tcBorders>
+              <w:top w:val="single" w:sz="4" w:space="0" w:color="808080"/>
+              <w:left w:val="single" w:sz="4" w:space="0" w:color="808080"/>
+              <w:bottom w:val="single" w:sz="4" w:space="0" w:color="808080"/>
+              <w:right w:val="single" w:sz="4" w:space="0" w:color="808080"/>
+            </w:tcBorders>
+          </w:tcPr>
+          <w:p>
+            <w:pPr>
+              <w:spacing w:after="40"/>
+              <w:jc w:val="left"/>
+            </w:pPr>
+            <w:r/>
+            <w:r>
+              <w:rPr>
+                <w:rFonts w:ascii="Times New Roman" w:hAnsi="Times New Roman" w:eastAsia="Times New Roman"/>
+                <w:b w:val="0"/>
+                <w:i w:val="0"/>
+                <w:sz w:val="21"/>
+              </w:rPr>
+              <w:t>Уставы LSPD и LSCSD</w:t>
+            </w:r>
+          </w:p>
+        </w:tc>
+        <w:tc>
+          <w:tcPr>
+            <w:tcW w:type="dxa" w:w="3118"/>
+            <w:tcBorders>
+              <w:top w:val="single" w:sz="4" w:space="0" w:color="808080"/>
+              <w:left w:val="single" w:sz="4" w:space="0" w:color="808080"/>
+              <w:bottom w:val="single" w:sz="4" w:space="0" w:color="808080"/>
+              <w:right w:val="single" w:sz="4" w:space="0" w:color="808080"/>
+            </w:tcBorders>
+          </w:tcPr>
+          <w:p>
+            <w:pPr>
+              <w:spacing w:after="40"/>
+              <w:jc w:val="left"/>
+            </w:pPr>
+            <w:r/>
+            <w:r>
+              <w:rPr>
+                <w:rFonts w:ascii="Consolas" w:hAnsi="Consolas" w:eastAsia="Times New Roman"/>
+                <w:b w:val="0"/>
+                <w:i w:val="0"/>
+                <w:sz w:val="21"/>
+              </w:rPr>
+              <w:t>Устав Департамента полиции Лос-Сантос.json</w:t>
+            </w:r>
+            <w:r>
+              <w:rPr>
+                <w:rFonts w:ascii="Times New Roman" w:hAnsi="Times New Roman" w:eastAsia="Times New Roman"/>
+                <w:b w:val="0"/>
+                <w:i w:val="0"/>
+                <w:sz w:val="21"/>
+              </w:rPr>
+              <w:t xml:space="preserve">, </w:t>
+            </w:r>
+            <w:r>
+              <w:rPr>
+                <w:rFonts w:ascii="Consolas" w:hAnsi="Consolas" w:eastAsia="Times New Roman"/>
+                <w:b w:val="0"/>
+                <w:i w:val="0"/>
+                <w:sz w:val="21"/>
+              </w:rPr>
+              <w:t>Устав Los Santos County Sheriff Department.json</w:t>
+            </w:r>
+          </w:p>
+        </w:tc>
+        <w:tc>
+          <w:tcPr>
+            <w:tcW w:type="dxa" w:w="3118"/>
+            <w:tcBorders>
+              <w:top w:val="single" w:sz="4" w:space="0" w:color="808080"/>
+              <w:left w:val="single" w:sz="4" w:space="0" w:color="808080"/>
+              <w:bottom w:val="single" w:sz="4" w:space="0" w:color="808080"/>
+              <w:right w:val="single" w:sz="4" w:space="0" w:color="808080"/>
+            </w:tcBorders>
+          </w:tcPr>
+          <w:p>
+            <w:pPr>
+              <w:spacing w:after="40"/>
+              <w:jc w:val="left"/>
+            </w:pPr>
+            <w:r/>
+            <w:r>
+              <w:rPr>
+                <w:rFonts w:ascii="Times New Roman" w:hAnsi="Times New Roman" w:eastAsia="Times New Roman"/>
+                <w:b w:val="0"/>
+                <w:i w:val="0"/>
+                <w:sz w:val="21"/>
+              </w:rPr>
+              <w:t>11.10.2026</w:t>
+            </w:r>
+          </w:p>
+        </w:tc>
+      </w:tr>
+      <w:tr>
+        <w:tc>
+          <w:tcPr>
+            <w:tcW w:type="dxa" w:w="3118"/>
+            <w:tcBorders>
+              <w:top w:val="single" w:sz="4" w:space="0" w:color="808080"/>
+              <w:left w:val="single" w:sz="4" w:space="0" w:color="808080"/>
+              <w:bottom w:val="single" w:sz="4" w:space="0" w:color="808080"/>
+              <w:right w:val="single" w:sz="4" w:space="0" w:color="808080"/>
+            </w:tcBorders>
+          </w:tcPr>
+          <w:p>
+            <w:pPr>
+              <w:spacing w:after="40"/>
+              <w:jc w:val="left"/>
+            </w:pPr>
+            <w:r/>
+            <w:r>
+              <w:rPr>
+                <w:rFonts w:ascii="Times New Roman" w:hAnsi="Times New Roman" w:eastAsia="Times New Roman"/>
+                <w:b w:val="0"/>
+                <w:i w:val="0"/>
+                <w:sz w:val="21"/>
+              </w:rPr>
+              <w:t>Формы подачи</w:t>
+            </w:r>
+          </w:p>
+        </w:tc>
+        <w:tc>
+          <w:tcPr>
+            <w:tcW w:type="dxa" w:w="3118"/>
+            <w:tcBorders>
+              <w:top w:val="single" w:sz="4" w:space="0" w:color="808080"/>
+              <w:left w:val="single" w:sz="4" w:space="0" w:color="808080"/>
+              <w:bottom w:val="single" w:sz="4" w:space="0" w:color="808080"/>
+              <w:right w:val="single" w:sz="4" w:space="0" w:color="808080"/>
+            </w:tcBorders>
+          </w:tcPr>
+          <w:p>
+            <w:pPr>
+              <w:spacing w:after="40"/>
+              <w:jc w:val="left"/>
+            </w:pPr>
+            <w:r/>
+            <w:r>
+              <w:rPr>
+                <w:rFonts w:ascii="Consolas" w:hAnsi="Consolas" w:eastAsia="Times New Roman"/>
+                <w:b w:val="0"/>
+                <w:i w:val="0"/>
+                <w:sz w:val="21"/>
+              </w:rPr>
+              <w:t>Формы подачи исковых заявлений, жалоб, ходатайств и иных дел.json</w:t>
+            </w:r>
+          </w:p>
+        </w:tc>
+        <w:tc>
+          <w:tcPr>
+            <w:tcW w:type="dxa" w:w="3118"/>
+            <w:tcBorders>
+              <w:top w:val="single" w:sz="4" w:space="0" w:color="808080"/>
+              <w:left w:val="single" w:sz="4" w:space="0" w:color="808080"/>
+              <w:bottom w:val="single" w:sz="4" w:space="0" w:color="808080"/>
+              <w:right w:val="single" w:sz="4" w:space="0" w:color="808080"/>
+            </w:tcBorders>
+          </w:tcPr>
+          <w:p>
+            <w:pPr>
+              <w:spacing w:after="40"/>
+              <w:jc w:val="left"/>
+            </w:pPr>
+            <w:r/>
+            <w:r>
+              <w:rPr>
+                <w:rFonts w:ascii="Times New Roman" w:hAnsi="Times New Roman" w:eastAsia="Times New Roman"/>
+                <w:b w:val="0"/>
+                <w:i w:val="0"/>
+                <w:sz w:val="21"/>
+              </w:rPr>
+              <w:t>11.10.2026</w:t>
+            </w:r>
+          </w:p>
+        </w:tc>
+      </w:tr>
+      <w:tr>
+        <w:tc>
+          <w:tcPr>
+            <w:tcW w:type="dxa" w:w="3118"/>
+            <w:tcBorders>
+              <w:top w:val="single" w:sz="4" w:space="0" w:color="808080"/>
+              <w:left w:val="single" w:sz="4" w:space="0" w:color="808080"/>
+              <w:bottom w:val="single" w:sz="4" w:space="0" w:color="808080"/>
+              <w:right w:val="single" w:sz="4" w:space="0" w:color="808080"/>
+            </w:tcBorders>
+          </w:tcPr>
+          <w:p>
+            <w:pPr>
+              <w:spacing w:after="40"/>
+              <w:jc w:val="left"/>
+            </w:pPr>
+            <w:r/>
+            <w:r>
+              <w:rPr>
+                <w:rFonts w:ascii="Times New Roman" w:hAnsi="Times New Roman" w:eastAsia="Times New Roman"/>
+                <w:b w:val="0"/>
+                <w:i w:val="0"/>
+                <w:sz w:val="21"/>
+              </w:rPr>
+              <w:t>Правила подачи</w:t>
+            </w:r>
+          </w:p>
+        </w:tc>
+        <w:tc>
+          <w:tcPr>
+            <w:tcW w:type="dxa" w:w="3118"/>
+            <w:tcBorders>
+              <w:top w:val="single" w:sz="4" w:space="0" w:color="808080"/>
+              <w:left w:val="single" w:sz="4" w:space="0" w:color="808080"/>
+              <w:bottom w:val="single" w:sz="4" w:space="0" w:color="808080"/>
+              <w:right w:val="single" w:sz="4" w:space="0" w:color="808080"/>
+            </w:tcBorders>
+          </w:tcPr>
+          <w:p>
+            <w:pPr>
+              <w:spacing w:after="40"/>
+              <w:jc w:val="left"/>
+            </w:pPr>
+            <w:r/>
+            <w:r>
+              <w:rPr>
+                <w:rFonts w:ascii="Consolas" w:hAnsi="Consolas" w:eastAsia="Times New Roman"/>
+                <w:b w:val="0"/>
+                <w:i w:val="0"/>
+                <w:sz w:val="21"/>
+              </w:rPr>
+              <w:t>Правила подачи исковых заявлений, жалоб, представлений и ходатайств.json</w:t>
+            </w:r>
+          </w:p>
+        </w:tc>
+        <w:tc>
+          <w:tcPr>
+            <w:tcW w:type="dxa" w:w="3118"/>
+            <w:tcBorders>
+              <w:top w:val="single" w:sz="4" w:space="0" w:color="808080"/>
+              <w:left w:val="single" w:sz="4" w:space="0" w:color="808080"/>
+              <w:bottom w:val="single" w:sz="4" w:space="0" w:color="808080"/>
+              <w:right w:val="single" w:sz="4" w:space="0" w:color="808080"/>
+            </w:tcBorders>
+          </w:tcPr>
+          <w:p>
+            <w:pPr>
+              <w:spacing w:after="40"/>
+              <w:jc w:val="left"/>
+            </w:pPr>
+            <w:r/>
+            <w:r>
+              <w:rPr>
+                <w:rFonts w:ascii="Times New Roman" w:hAnsi="Times New Roman" w:eastAsia="Times New Roman"/>
+                <w:b w:val="0"/>
+                <w:i w:val="0"/>
+                <w:sz w:val="21"/>
+              </w:rPr>
+              <w:t>15.10.2026</w:t>
+            </w:r>
+          </w:p>
+        </w:tc>
+      </w:tr>
+    </w:tbl>
+    <w:p>
+      <w:pPr>
+        <w:spacing w:after="40"/>
+      </w:pPr>
+    </w:p>
+    <w:p>
+      <w:pPr>
+        <w:keepNext w:val="0"/>
+        <w:spacing w:before="0" w:after="120" w:line="276" w:lineRule="auto"/>
+        <w:ind w:firstLine="709" w:left="0"/>
+        <w:jc w:val="both"/>
+      </w:pPr>
+      <w:r>
+        <w:rPr>
+          <w:rFonts w:ascii="Times New Roman" w:hAnsi="Times New Roman" w:eastAsia="Times New Roman"/>
+          <w:b w:val="0"/>
+          <w:i w:val="0"/>
+          <w:sz w:val="24"/>
+        </w:rPr>
+        <w:t>Проверено, что более старые копии в цитируемых нормах текстуально не отличаются: расхождения только в разбивке строк. То есть редакции актов по этим нормам с 11.10 не менялись.</w:t>
+      </w:r>
+    </w:p>
+    <w:p>
+      <w:pPr>
+        <w:keepNext w:val="0"/>
+        <w:spacing w:before="0" w:after="120" w:line="276" w:lineRule="auto"/>
+        <w:ind w:firstLine="709" w:left="0"/>
+        <w:jc w:val="both"/>
+      </w:pPr>
+      <w:r>
+        <w:rPr>
+          <w:rFonts w:ascii="Times New Roman" w:hAnsi="Times New Roman" w:eastAsia="Times New Roman"/>
+          <w:b w:val="0"/>
+          <w:i w:val="0"/>
+          <w:sz w:val="24"/>
+        </w:rPr>
+        <w:t>Единственное содержательное изменение, попавшее в проверку: в Процессуальном кодексе от 31.10.2026 переписаны статья 16 и пункт «ж» части 1 статьи 18 — пункт «ж» теперь прямо называет Intelligence Branch (IB) Федерального Расследовательского Бюро. Пункта «м» в статье 18 по-прежнему нет, поэтому доводы жалобы не затронуты, а формулировка «так же, как для сотрудника IB по пункту «ж»» стала точнее.</w:t>
+      </w:r>
+    </w:p>
     <w:sectPr>
       <w:pgSz w:w="11906" w:h="16838"/>
       <w:pgMar w:top="1134" w:right="850" w:bottom="1134" w:left="1701" w:header="720" w:footer="720" w:gutter="0"/>
